--- a/CMA_B1_Ch15_Handouts.docx
+++ b/CMA_B1_Ch15_Handouts.docx
@@ -14,7 +14,7 @@
           <w:sz w:val="40"/>
           <w:szCs w:val="40"/>
         </w:rPr>
-        <w:t xml:space="preserve">Handout 15.1 · Section 15.3</w:t>
+        <w:t xml:space="preserve">Handout 15.1 · Comprehensive income and reclassification</w:t>
       </w:r>
     </w:p>
     <w:p>
@@ -3816,7 +3816,7 @@
           <w:sz w:val="40"/>
           <w:szCs w:val="40"/>
         </w:rPr>
-        <w:t xml:space="preserve">Handout 15.2 · Section 15.4</w:t>
+        <w:t xml:space="preserve">Handout 15.2 · Is it a discontinued operation?</w:t>
       </w:r>
     </w:p>
     <w:p>
@@ -8215,7 +8215,7 @@
           <w:sz w:val="40"/>
           <w:szCs w:val="40"/>
         </w:rPr>
-        <w:t xml:space="preserve">Handout 15.3 · The practice set</w:t>
+        <w:t xml:space="preserve">Handout 15.3 · Measuring Income: exam practice</w:t>
       </w:r>
     </w:p>
     <w:p>
@@ -13205,7 +13205,7 @@
               <w:sz w:val="16"/>
               <w:szCs w:val="16"/>
             </w:rPr>
-            <w:t xml:space="preserve">Handout 15.1 · Section 15.3</w:t>
+            <w:t xml:space="preserve">Handout 15.1 · Comprehensive income and reclassification</w:t>
           </w:r>
         </w:p>
       </w:tc>
@@ -13296,7 +13296,7 @@
               <w:sz w:val="16"/>
               <w:szCs w:val="16"/>
             </w:rPr>
-            <w:t xml:space="preserve">Handout 15.2 · Section 15.4</w:t>
+            <w:t xml:space="preserve">Handout 15.2 · Is it a discontinued operation?</w:t>
           </w:r>
         </w:p>
       </w:tc>
@@ -13387,7 +13387,7 @@
               <w:sz w:val="16"/>
               <w:szCs w:val="16"/>
             </w:rPr>
-            <w:t xml:space="preserve">Handout 15.3 · The practice set</w:t>
+            <w:t xml:space="preserve">Handout 15.3 · Measuring Income: exam practice</w:t>
           </w:r>
         </w:p>
       </w:tc>
